--- a/enonces/ABS_enonces.docx
+++ b/enonces/ABS_enonces.docx
@@ -806,7 +806,7 @@
           <w:sz w:val="19"/>
           <w:szCs w:val="19"/>
         </w:rPr>
-        <w:t xml:space="preserve">    // ce qui VARIE : chaque sous-classe le definit</w:t>
+        <w:t xml:space="preserve">    // ce qui VARIE : chaque sous-classe le definit</w:t>
       </w:r>
     </w:p>
     <w:p>
@@ -854,7 +854,7 @@
           <w:sz w:val="19"/>
           <w:szCs w:val="19"/>
         </w:rPr>
-        <w:t xml:space="preserve">    // ce qui est COMMUN : ecrit une seule fois</w:t>
+        <w:t xml:space="preserve">    // ce qui est COMMUN : ecrit une seule fois</w:t>
       </w:r>
     </w:p>
     <w:p>
@@ -3642,7 +3642,7 @@
           <w:sz w:val="19"/>
           <w:szCs w:val="19"/>
         </w:rPr>
-        <w:t xml:space="preserve">Facturable          interface : double montant()</w:t>
+        <w:t xml:space="preserve">Facturable          interface : double montant()</w:t>
       </w:r>
     </w:p>
     <w:p>
@@ -3674,7 +3674,7 @@
           <w:sz w:val="19"/>
           <w:szCs w:val="19"/>
         </w:rPr>
-        <w:t xml:space="preserve"> +- Prestation      abstraite : le client, et facture()</w:t>
+        <w:t xml:space="preserve"> +- Prestation      abstraite : le client, et facture()</w:t>
       </w:r>
     </w:p>
     <w:p>
@@ -3706,7 +3706,7 @@
           <w:sz w:val="19"/>
           <w:szCs w:val="19"/>
         </w:rPr>
-        <w:t xml:space="preserve">     +- Forfait     abstraite : prixForfait</w:t>
+        <w:t xml:space="preserve">     +- Forfait     abstraite : prixForfait</w:t>
       </w:r>
     </w:p>
     <w:p>
@@ -3770,7 +3770,7 @@
           <w:sz w:val="19"/>
           <w:szCs w:val="19"/>
         </w:rPr>
-        <w:t xml:space="preserve">     +- Horaire     abstraite : tauxHoraire, heures</w:t>
+        <w:t xml:space="preserve">     +- Horaire     abstraite : tauxHoraire, heures</w:t>
       </w:r>
     </w:p>
     <w:p>

--- a/enonces/ABS_enonces.docx
+++ b/enonces/ABS_enonces.docx
@@ -10,8 +10,8 @@
         <w:rPr>
           <w:rFonts w:asciiTheme="minorHAnsi" w:hAnsiTheme="minorHAnsi"/>
           <w:color w:val="000000" w:themeColor="text1"/>
-          <w:sz w:val="28"/>
-          <w:szCs w:val="28"/>
+          <w:sz w:val="36"/>
+          <w:szCs w:val="36"/>
         </w:rPr>
       </w:pPr>
       <w:r>
@@ -20,8 +20,8 @@
           <w:i/>
           <w:noProof/>
           <w:color w:val="000000" w:themeColor="text1"/>
-          <w:sz w:val="28"/>
-          <w:szCs w:val="28"/>
+          <w:sz w:val="36"/>
+          <w:szCs w:val="36"/>
         </w:rPr>
         <w:drawing>
           <wp:inline distT="0" distB="0" distL="0" distR="0" wp14:anchorId="57FEC179" wp14:editId="635117E5">
@@ -75,8 +75,8 @@
           <w:rFonts w:asciiTheme="minorHAnsi" w:hAnsiTheme="minorHAnsi" w:cs="Arial"/>
           <w:i/>
           <w:color w:val="000000" w:themeColor="text1"/>
-          <w:sz w:val="28"/>
-          <w:szCs w:val="28"/>
+          <w:sz w:val="36"/>
+          <w:szCs w:val="36"/>
         </w:rPr>
         <w:t xml:space="preserve"> </w:t>
       </w:r>
@@ -85,8 +85,8 @@
           <w:rFonts w:asciiTheme="minorHAnsi" w:hAnsiTheme="minorHAnsi" w:cs="Arial"/>
           <w:i/>
           <w:color w:val="000000" w:themeColor="text1"/>
-          <w:sz w:val="28"/>
-          <w:szCs w:val="28"/>
+          <w:sz w:val="36"/>
+          <w:szCs w:val="36"/>
         </w:rPr>
         <w:tab/>
       </w:r>
@@ -94,8 +94,8 @@
         <w:rPr>
           <w:rFonts w:asciiTheme="minorHAnsi" w:hAnsiTheme="minorHAnsi" w:cs="Arial"/>
           <w:color w:val="000000" w:themeColor="text1"/>
-          <w:sz w:val="28"/>
-          <w:szCs w:val="28"/>
+          <w:sz w:val="36"/>
+          <w:szCs w:val="36"/>
         </w:rPr>
         <w:t xml:space="preserve">Année académique </w:t>
       </w:r>
@@ -104,8 +104,8 @@
           <w:rFonts w:asciiTheme="minorHAnsi" w:hAnsiTheme="minorHAnsi" w:cs="Arial"/>
           <w:b/>
           <w:color w:val="000000" w:themeColor="text1"/>
-          <w:sz w:val="28"/>
-          <w:szCs w:val="28"/>
+          <w:sz w:val="36"/>
+          <w:szCs w:val="36"/>
         </w:rPr>
         <w:t>202</w:t>
       </w:r>
@@ -114,8 +114,8 @@
           <w:rFonts w:asciiTheme="minorHAnsi" w:hAnsiTheme="minorHAnsi" w:cs="Arial"/>
           <w:b/>
           <w:color w:val="000000" w:themeColor="text1"/>
-          <w:sz w:val="28"/>
-          <w:szCs w:val="28"/>
+          <w:sz w:val="36"/>
+          <w:szCs w:val="36"/>
         </w:rPr>
         <w:t>6</w:t>
       </w:r>
@@ -124,8 +124,8 @@
           <w:rFonts w:asciiTheme="minorHAnsi" w:hAnsiTheme="minorHAnsi" w:cs="Arial"/>
           <w:b/>
           <w:color w:val="000000" w:themeColor="text1"/>
-          <w:sz w:val="28"/>
-          <w:szCs w:val="28"/>
+          <w:sz w:val="36"/>
+          <w:szCs w:val="36"/>
         </w:rPr>
         <w:t>-202</w:t>
       </w:r>
@@ -134,8 +134,8 @@
           <w:rFonts w:asciiTheme="minorHAnsi" w:hAnsiTheme="minorHAnsi" w:cs="Arial"/>
           <w:b/>
           <w:color w:val="000000" w:themeColor="text1"/>
-          <w:sz w:val="28"/>
-          <w:szCs w:val="28"/>
+          <w:sz w:val="36"/>
+          <w:szCs w:val="36"/>
         </w:rPr>
         <w:t>7</w:t>
       </w:r>
@@ -183,16 +183,16 @@
         <w:rPr>
           <w:rFonts w:ascii="Calibri" w:hAnsi="Calibri" w:cs="Calibri"/>
           <w:color w:val="000000" w:themeColor="text1"/>
-          <w:sz w:val="28"/>
-          <w:szCs w:val="28"/>
+          <w:sz w:val="32"/>
+          <w:szCs w:val="32"/>
         </w:rPr>
       </w:pPr>
       <w:r>
         <w:rPr>
           <w:rFonts w:ascii="Calibri" w:hAnsi="Calibri" w:cs="Calibri"/>
           <w:color w:val="000000" w:themeColor="text1"/>
-          <w:sz w:val="32"/>
-          <w:szCs w:val="32"/>
+          <w:sz w:val="36"/>
+          <w:szCs w:val="36"/>
         </w:rPr>
         <w:t>Programmation orientée objet — Java</w:t>
       </w:r>
@@ -261,16 +261,16 @@
         <w:rPr>
           <w:rFonts w:ascii="Calibri" w:hAnsi="Calibri" w:cs="Calibri"/>
           <w:color w:val="000000" w:themeColor="text1"/>
-          <w:sz w:val="28"/>
-          <w:szCs w:val="28"/>
+          <w:sz w:val="32"/>
+          <w:szCs w:val="32"/>
         </w:rPr>
       </w:pPr>
       <w:r>
         <w:rPr>
           <w:rFonts w:ascii="Calibri" w:hAnsi="Calibri" w:cs="Calibri"/>
           <w:color w:val="000000" w:themeColor="text1"/>
-          <w:sz w:val="32"/>
-          <w:szCs w:val="32"/>
+          <w:sz w:val="36"/>
+          <w:szCs w:val="36"/>
         </w:rPr>
         <w:t>Ce qui est commun monte, ce qui varie descend</w:t>
       </w:r>
@@ -393,44 +393,35 @@
           <w:szCs w:val="28"/>
         </w:rPr>
       </w:pPr>
-      <w:r>
+    </w:p>
+    <w:p>
+      <w:pPr>
+        <w:spacing w:after="120"/>
+        <w:jc w:val="center"/>
         <w:rPr>
           <w:rFonts w:ascii="Calibri" w:hAnsi="Calibri" w:cs="Calibri"/>
           <w:color w:val="000000" w:themeColor="text1"/>
-          <w:sz w:val="28"/>
-          <w:szCs w:val="28"/>
-        </w:rPr>
-        <w:t>EPHEC — Bachelier en informatique, niveau 2</w:t>
-      </w:r>
-    </w:p>
-    <w:p>
-      <w:pPr>
-        <w:spacing w:after="120"/>
-        <w:jc w:val="center"/>
+          <w:sz w:val="36"/>
+          <w:szCs w:val="36"/>
+        </w:rPr>
+      </w:pPr>
+      <w:r>
         <w:rPr>
           <w:rFonts w:ascii="Calibri" w:hAnsi="Calibri" w:cs="Calibri"/>
           <w:color w:val="000000" w:themeColor="text1"/>
-          <w:sz w:val="28"/>
-          <w:szCs w:val="28"/>
-        </w:rPr>
-      </w:pPr>
-      <w:r>
+          <w:sz w:val="36"/>
+          <w:szCs w:val="36"/>
+        </w:rPr>
+        <w:t>EPHEC — Bachelier en informatique, niveau 2</w:t>
+      </w:r>
+    </w:p>
+    <w:p>
+      <w:pPr>
         <w:rPr>
           <w:rFonts w:ascii="Calibri" w:hAnsi="Calibri" w:cs="Calibri"/>
           <w:color w:val="000000" w:themeColor="text1"/>
-          <w:sz w:val="28"/>
-          <w:szCs w:val="28"/>
-        </w:rPr>
-        <w:t>Année académique 2026-2027</w:t>
-      </w:r>
-    </w:p>
-    <w:p>
-      <w:pPr>
-        <w:rPr>
-          <w:rFonts w:ascii="Calibri" w:hAnsi="Calibri" w:cs="Calibri"/>
-          <w:color w:val="000000" w:themeColor="text1"/>
-          <w:sz w:val="28"/>
-          <w:szCs w:val="28"/>
+          <w:sz w:val="36"/>
+          <w:szCs w:val="36"/>
         </w:rPr>
         <w:sectPr>
           <w:pgSz w:w="11906" w:h="16838"/>

--- a/enonces/ABS_enonces.docx
+++ b/enonces/ABS_enonces.docx
@@ -1448,7 +1448,7 @@
           <w:sz w:val="22"/>
           <w:szCs w:val="22"/>
         </w:rPr>
-        <w:t xml:space="preserve">Une classe abstraite ne s'instancie pas. Elle sert de socle : elle porte ce que toutes ses sous-classes ont en commun, et laisse abstrait ce qui les distingue.</w:t>
+        <w:t xml:space="preserve">Une classe abstraite ne s'instancie pas. Elle sert de socle : elle contient ce que toutes ses sous-classes ont en commun, et laisse abstrait ce qui les distingue.</w:t>
       </w:r>
     </w:p>
     <w:p>
@@ -1793,7 +1793,7 @@
           <w:sz w:val="22"/>
           <w:szCs w:val="22"/>
         </w:rPr>
-        <w:t xml:space="preserve">, qui représente une forme géométrique. Elle porte la position de son centre — un </w:t>
+        <w:t xml:space="preserve">, qui représente une forme géométrique. Elle connaît la position de son centre — un </w:t>
       </w:r>
       <w:r>
         <w:rPr>
@@ -3547,7 +3547,7 @@
                 <w:sz w:val="22"/>
                 <w:szCs w:val="22"/>
               </w:rPr>
-              <w:t xml:space="preserve"> rendent bien le cri de leur type réel.</w:t>
+              <w:t xml:space="preserve"> retournent bien le cri de leur type réel.</w:t>
             </w:r>
           </w:p>
         </w:tc>
@@ -4957,7 +4957,7 @@
                 <w:sz w:val="20"/>
                 <w:szCs w:val="20"/>
               </w:rPr>
-              <w:t xml:space="preserve">Ce que rend </w:t>
+              <w:t xml:space="preserve">Ce que retourne </w:t>
             </w:r>
             <w:r>
               <w:rPr>

--- a/enonces/ABS_enonces.docx
+++ b/enonces/ABS_enonces.docx
@@ -1659,6 +1659,7 @@
           <w:color w:val="E97132" w:themeColor="accent2"/>
           <w:sz w:val="18"/>
           <w:szCs w:val="18"/>
+          <w:u w:val="none"/>
         </w:rPr>
         <w:t xml:space="preserve">CC-CLS.3</w:t>
       </w:r>
@@ -3450,6 +3451,7 @@
           <w:color w:val="E97132" w:themeColor="accent2"/>
           <w:sz w:val="18"/>
           <w:szCs w:val="18"/>
+          <w:u w:val="none"/>
         </w:rPr>
         <w:t xml:space="preserve">CC-CLS.4</w:t>
       </w:r>

--- a/enonces/ABS_enonces.docx
+++ b/enonces/ABS_enonces.docx
@@ -1036,8 +1036,8 @@
             <w:hyperlink w:history="1" w:anchor="ex-ABS-1">
               <w:r>
                 <w:rPr>
-                  <w:rFonts w:ascii="Consolas" w:cs="Consolas" w:eastAsia="Consolas" w:hAnsi="Consolas"/>
-                  <w:color w:val="2B6CB0"/>
+                  <w:rFonts w:ascii="Consolas" w:hAnsi="Consolas" w:cs="Consolas"/>
+                  <w:color w:val="0563C1"/>
                   <w:sz w:val="18"/>
                   <w:szCs w:val="18"/>
                   <w:u w:val="single"/>
@@ -1117,8 +1117,8 @@
             <w:hyperlink w:history="1" w:anchor="ex-ABS-2">
               <w:r>
                 <w:rPr>
-                  <w:rFonts w:ascii="Consolas" w:cs="Consolas" w:eastAsia="Consolas" w:hAnsi="Consolas"/>
-                  <w:color w:val="2B6CB0"/>
+                  <w:rFonts w:ascii="Consolas" w:hAnsi="Consolas" w:cs="Consolas"/>
+                  <w:color w:val="0563C1"/>
                   <w:sz w:val="18"/>
                   <w:szCs w:val="18"/>
                   <w:u w:val="single"/>
@@ -1198,8 +1198,8 @@
             <w:hyperlink w:history="1" w:anchor="ex-ABS-3">
               <w:r>
                 <w:rPr>
-                  <w:rFonts w:ascii="Consolas" w:cs="Consolas" w:eastAsia="Consolas" w:hAnsi="Consolas"/>
-                  <w:color w:val="2B6CB0"/>
+                  <w:rFonts w:ascii="Consolas" w:hAnsi="Consolas" w:cs="Consolas"/>
+                  <w:color w:val="0563C1"/>
                   <w:sz w:val="18"/>
                   <w:szCs w:val="18"/>
                   <w:u w:val="single"/>
@@ -1279,8 +1279,8 @@
             <w:hyperlink w:history="1" w:anchor="ex-ABS-4">
               <w:r>
                 <w:rPr>
-                  <w:rFonts w:ascii="Consolas" w:cs="Consolas" w:eastAsia="Consolas" w:hAnsi="Consolas"/>
-                  <w:color w:val="2B6CB0"/>
+                  <w:rFonts w:ascii="Consolas" w:hAnsi="Consolas" w:cs="Consolas"/>
+                  <w:color w:val="0563C1"/>
                   <w:sz w:val="18"/>
                   <w:szCs w:val="18"/>
                   <w:u w:val="single"/>
@@ -1360,8 +1360,8 @@
             <w:hyperlink w:history="1" w:anchor="ex-ABS-5">
               <w:r>
                 <w:rPr>
-                  <w:rFonts w:ascii="Consolas" w:cs="Consolas" w:eastAsia="Consolas" w:hAnsi="Consolas"/>
-                  <w:color w:val="2B6CB0"/>
+                  <w:rFonts w:ascii="Consolas" w:hAnsi="Consolas" w:cs="Consolas"/>
+                  <w:color w:val="0563C1"/>
                   <w:sz w:val="18"/>
                   <w:szCs w:val="18"/>
                   <w:u w:val="single"/>
